--- a/Journal_II/Title_Page.docx
+++ b/Journal_II/Title_Page.docx
@@ -22,13 +22,7 @@
         <w:spacing w:line="240" w:lineRule="auto"/>
       </w:pPr>
       <w:r>
-        <w:t>A Novel Proxy of Latent Rental Housing Demand: Evidence from</w:t>
-      </w:r>
-      <w:r>
-        <w:t xml:space="preserve"> </w:t>
-      </w:r>
-      <w:r>
-        <w:t>US Markets</w:t>
+        <w:t>Rental Household Size as a Novel Measure of Demand</w:t>
       </w:r>
     </w:p>
     <w:p>
@@ -160,7 +154,15 @@
         <w:spacing w:line="240" w:lineRule="auto"/>
       </w:pPr>
       <w:r>
-        <w:t>He would like to thank Caroline Altergott who served as an intern and contributed substantially to the initial framework and honing the density measures. Caroline Altergott is a 2025 graduate of Colgate University majoring in Environmental Studies, minoring in Architectural Studies, employed at RobertDouglas as a Capital Markets analyst.</w:t>
+        <w:t xml:space="preserve">He would like to thank Caroline Altergott who served as an intern and contributed substantially to the initial framework and honing the density measures. Caroline Altergott is a 2025 graduate of Colgate University majoring in Environmental Studies, minoring in Architectural Studies, employed at </w:t>
+      </w:r>
+      <w:proofErr w:type="spellStart"/>
+      <w:r>
+        <w:t>RobertDouglas</w:t>
+      </w:r>
+      <w:proofErr w:type="spellEnd"/>
+      <w:r>
+        <w:t xml:space="preserve"> as a Capital Markets analyst.</w:t>
       </w:r>
     </w:p>
     <w:p>
@@ -236,7 +238,19 @@
         <w:spacing w:line="240" w:lineRule="auto"/>
       </w:pPr>
       <w:r>
-        <w:t>All code is available upon request. Data is available to subscribers of Costar.</w:t>
+        <w:t xml:space="preserve">All code is available upon request. </w:t>
+      </w:r>
+      <w:r>
+        <w:t>All d</w:t>
+      </w:r>
+      <w:r>
+        <w:t xml:space="preserve">ata is available </w:t>
+      </w:r>
+      <w:r>
+        <w:t xml:space="preserve">upon request, with the exception of rent-growth data, which is available only to </w:t>
+      </w:r>
+      <w:r>
+        <w:t>subscribers of Costar.</w:t>
       </w:r>
     </w:p>
     <w:sectPr>
@@ -852,6 +866,7 @@
   <w:style w:type="character" w:default="1" w:styleId="DefaultParagraphFont">
     <w:name w:val="Default Paragraph Font"/>
     <w:uiPriority w:val="1"/>
+    <w:semiHidden/>
     <w:unhideWhenUsed/>
   </w:style>
   <w:style w:type="table" w:default="1" w:styleId="TableNormal">
